--- a/_budget/Budget_Forecast_Dettagliato.docx
+++ b/_budget/Budget_Forecast_Dettagliato.docx
@@ -2,7 +2,7 @@
 <file path=word/document.xml><?xml version="1.0" encoding="utf-8"?>
 <w:document xmlns:w="http://schemas.openxmlformats.org/wordprocessingml/2006/main" xmlns:m="http://schemas.openxmlformats.org/officeDocument/2006/math" xmlns:r="http://schemas.openxmlformats.org/officeDocument/2006/relationships" xmlns:o="urn:schemas-microsoft-com:office:office" xmlns:v="urn:schemas-microsoft-com:vml" xmlns:w10="urn:schemas-microsoft-com:office:word" xmlns:a="http://schemas.openxmlformats.org/drawingml/2006/main" xmlns:pic="http://schemas.openxmlformats.org/drawingml/2006/picture" xmlns:wp="http://schemas.openxmlformats.org/drawingml/2006/wordprocessingDrawing">
   <w:body>
-    <w:bookmarkStart w:id="23" w:name="budget-forecast-dettagliato-emsy-s.r.l."/>
+    <w:bookmarkStart w:id="24" w:name="budget-forecast-dettagliato-emsy-s.r.l."/>
     <w:p>
       <w:pPr>
         <w:pStyle w:val="Heading1"/>
@@ -445,18 +445,18 @@
               <w:pStyle w:val="Compact"/>
             </w:pPr>
             <w:r>
-              <w:t xml:space="preserve">€5.333</w:t>
-            </w:r>
-          </w:p>
-        </w:tc>
-        <w:tc>
-          <w:tcPr/>
-          <w:p>
-            <w:pPr>
-              <w:pStyle w:val="Compact"/>
-            </w:pPr>
-            <w:r>
-              <w:t xml:space="preserve">€10.667</w:t>
+              <w:t xml:space="preserve">€5.320</w:t>
+            </w:r>
+          </w:p>
+        </w:tc>
+        <w:tc>
+          <w:tcPr/>
+          <w:p>
+            <w:pPr>
+              <w:pStyle w:val="Compact"/>
+            </w:pPr>
+            <w:r>
+              <w:t xml:space="preserve">€10.680</w:t>
             </w:r>
           </w:p>
         </w:tc>
@@ -537,7 +537,7 @@
               <w:pStyle w:val="Compact"/>
             </w:pPr>
             <w:r>
-              <w:t xml:space="preserve">€1.500</w:t>
+              <w:t xml:space="preserve">€2.040</w:t>
             </w:r>
           </w:p>
         </w:tc>
@@ -559,7 +559,7 @@
               <w:pStyle w:val="Compact"/>
             </w:pPr>
             <w:r>
-              <w:t xml:space="preserve">€1.500</w:t>
+              <w:t xml:space="preserve">€2.040</w:t>
             </w:r>
           </w:p>
         </w:tc>
@@ -675,29 +675,29 @@
               <w:pStyle w:val="Compact"/>
             </w:pPr>
             <w:r>
-              <w:t xml:space="preserve">€3.157</w:t>
-            </w:r>
-          </w:p>
-        </w:tc>
-        <w:tc>
-          <w:tcPr/>
-          <w:p>
-            <w:pPr>
-              <w:pStyle w:val="Compact"/>
-            </w:pPr>
-            <w:r>
-              <w:t xml:space="preserve">€3.183</w:t>
-            </w:r>
-          </w:p>
-        </w:tc>
-        <w:tc>
-          <w:tcPr/>
-          <w:p>
-            <w:pPr>
-              <w:pStyle w:val="Compact"/>
-            </w:pPr>
-            <w:r>
-              <w:t xml:space="preserve">€6.340</w:t>
+              <w:t xml:space="preserve">€2.630</w:t>
+            </w:r>
+          </w:p>
+        </w:tc>
+        <w:tc>
+          <w:tcPr/>
+          <w:p>
+            <w:pPr>
+              <w:pStyle w:val="Compact"/>
+            </w:pPr>
+            <w:r>
+              <w:t xml:space="preserve">€3.170</w:t>
+            </w:r>
+          </w:p>
+        </w:tc>
+        <w:tc>
+          <w:tcPr/>
+          <w:p>
+            <w:pPr>
+              <w:pStyle w:val="Compact"/>
+            </w:pPr>
+            <w:r>
+              <w:t xml:space="preserve">€5.800</w:t>
             </w:r>
           </w:p>
         </w:tc>
@@ -2160,18 +2160,18 @@
               <w:pStyle w:val="Compact"/>
             </w:pPr>
             <w:r>
-              <w:t xml:space="preserve">MacBook Pro 16” M4 Pro (24GB RAM, 512GB)</w:t>
-            </w:r>
-          </w:p>
-        </w:tc>
-        <w:tc>
-          <w:tcPr/>
-          <w:p>
-            <w:pPr>
-              <w:pStyle w:val="Compact"/>
-            </w:pPr>
-            <w:r>
-              <w:t xml:space="preserve">€3.200</w:t>
+              <w:t xml:space="preserve">Server GPU dedicato per LLM (inferenza on-premise h24)</w:t>
+            </w:r>
+          </w:p>
+        </w:tc>
+        <w:tc>
+          <w:tcPr/>
+          <w:p>
+            <w:pPr>
+              <w:pStyle w:val="Compact"/>
+            </w:pPr>
+            <w:r>
+              <w:t xml:space="preserve">€5.000</w:t>
             </w:r>
           </w:p>
         </w:tc>
@@ -2208,20 +2208,20 @@
                 <w:b/>
                 <w:bCs/>
               </w:rPr>
-              <w:t xml:space="preserve">€960</w:t>
-            </w:r>
-          </w:p>
-        </w:tc>
-      </w:tr>
-      <w:tr>
-        <w:tc>
-          <w:tcPr/>
-          <w:p>
-            <w:pPr>
-              <w:pStyle w:val="Compact"/>
-            </w:pPr>
-            <w:r>
-              <w:t xml:space="preserve">RealWear Navigator 520</w:t>
+              <w:t xml:space="preserve">€1.500</w:t>
+            </w:r>
+          </w:p>
+        </w:tc>
+      </w:tr>
+      <w:tr>
+        <w:tc>
+          <w:tcPr/>
+          <w:p>
+            <w:pPr>
+              <w:pStyle w:val="Compact"/>
+            </w:pPr>
+            <w:r>
+              <w:t xml:space="preserve">Dispositivo AR hands-free (es. RealWear Navigator 520 o equivalente IP66 con controllo vocale)</w:t>
             </w:r>
           </w:p>
         </w:tc>
@@ -2301,7 +2301,7 @@
                 <w:b/>
                 <w:bCs/>
               </w:rPr>
-              <w:t xml:space="preserve">€5.000</w:t>
+              <w:t xml:space="preserve">€6.800</w:t>
             </w:r>
           </w:p>
         </w:tc>
@@ -2332,7 +2332,7 @@
                 <w:b/>
                 <w:bCs/>
               </w:rPr>
-              <w:t xml:space="preserve">€1.500</w:t>
+              <w:t xml:space="preserve">€2.040</w:t>
             </w:r>
           </w:p>
         </w:tc>
@@ -2398,6 +2398,36 @@
       </w:pPr>
       <w:r>
         <w:t xml:space="preserve">Obbligo: i dispositivi rimangono presso la sede operativa VdA per 3 anni post-progetto</w:t>
+      </w:r>
+    </w:p>
+    <w:p>
+      <w:pPr>
+        <w:pStyle w:val="Compact"/>
+        <w:numPr>
+          <w:ilvl w:val="0"/>
+          <w:numId w:val="1001"/>
+        </w:numPr>
+      </w:pPr>
+      <w:r>
+        <w:t xml:space="preserve">Il server GPU riduce la dipendenza da API cloud esterne per l’inferenza LLM, abbassando i costi operativi a lungo termine</w:t>
+      </w:r>
+    </w:p>
+    <w:p>
+      <w:pPr>
+        <w:pStyle w:val="BlockText"/>
+      </w:pPr>
+      <w:r>
+        <w:rPr>
+          <w:b/>
+          <w:bCs/>
+        </w:rPr>
+        <w:t xml:space="preserve">⚠️ NOTA INTERNA:</w:t>
+      </w:r>
+      <w:r>
+        <w:t xml:space="preserve"> </w:t>
+      </w:r>
+      <w:r>
+        <w:t xml:space="preserve">Modello esatto del dispositivo AR da confermare con Simon prima della presentazione.</w:t>
       </w:r>
     </w:p>
     <w:p>
@@ -3238,7 +3268,7 @@
       </w:r>
     </w:p>
     <w:bookmarkEnd w:id="19"/>
-    <w:bookmarkStart w:id="20" w:name="margine-di-riserva"/>
+    <w:bookmarkStart w:id="21" w:name="margine-di-riserva"/>
     <w:p>
       <w:pPr>
         <w:pStyle w:val="Heading2"/>
@@ -3324,18 +3354,18 @@
               <w:pStyle w:val="Compact"/>
             </w:pPr>
             <w:r>
-              <w:t xml:space="preserve">€3.157</w:t>
-            </w:r>
-          </w:p>
-        </w:tc>
-        <w:tc>
-          <w:tcPr/>
-          <w:p>
-            <w:pPr>
-              <w:pStyle w:val="Compact"/>
-            </w:pPr>
-            <w:r>
-              <w:t xml:space="preserve">€3.183</w:t>
+              <w:t xml:space="preserve">€2.630</w:t>
+            </w:r>
+          </w:p>
+        </w:tc>
+        <w:tc>
+          <w:tcPr/>
+          <w:p>
+            <w:pPr>
+              <w:pStyle w:val="Compact"/>
+            </w:pPr>
+            <w:r>
+              <w:t xml:space="preserve">€3.170</w:t>
             </w:r>
           </w:p>
         </w:tc>
@@ -3350,7 +3380,7 @@
                 <w:b/>
                 <w:bCs/>
               </w:rPr>
-              <w:t xml:space="preserve">€6.340</w:t>
+              <w:t xml:space="preserve">€5.800</w:t>
             </w:r>
           </w:p>
         </w:tc>
@@ -3380,6 +3410,246 @@
         <w:t xml:space="preserve">senza necessità di autorizzazione preventiva (Art. 10, comma 7 dell’Avviso). Da formalizzare con il commercialista per l’allocazione nella categoria ammessa del formulario SISPREG2014.</w:t>
       </w:r>
     </w:p>
+    <w:bookmarkStart w:id="20" w:name="X3585d83951baabc3ebeb22881f6a283f37071e5"/>
+    <w:p>
+      <w:pPr>
+        <w:pStyle w:val="Heading3"/>
+      </w:pPr>
+      <w:r>
+        <w:t xml:space="preserve">Destinazione prevista del margine di riserva</w:t>
+      </w:r>
+    </w:p>
+    <w:tbl>
+      <w:tblPr>
+        <w:tblStyle w:val="Table"/>
+        <w:tblW w:type="pct" w:w="5000"/>
+        <w:tblLayout w:type="fixed"/>
+        <w:tblLook w:firstRow="1" w:lastRow="0" w:firstColumn="0" w:lastColumn="0" w:noHBand="0" w:noVBand="0" w:val="0020"/>
+      </w:tblPr>
+      <w:tblGrid>
+        <w:gridCol w:w="1697"/>
+        <w:gridCol w:w="1697"/>
+        <w:gridCol w:w="4525"/>
+      </w:tblGrid>
+      <w:tr>
+        <w:trPr>
+          <w:tblHeader w:val="on"/>
+        </w:trPr>
+        <w:tc>
+          <w:tcPr/>
+          <w:p>
+            <w:pPr>
+              <w:pStyle w:val="Compact"/>
+            </w:pPr>
+            <w:r>
+              <w:t xml:space="preserve">Voce</w:t>
+            </w:r>
+          </w:p>
+        </w:tc>
+        <w:tc>
+          <w:tcPr/>
+          <w:p>
+            <w:pPr>
+              <w:pStyle w:val="Compact"/>
+            </w:pPr>
+            <w:r>
+              <w:t xml:space="preserve">Fase</w:t>
+            </w:r>
+          </w:p>
+        </w:tc>
+        <w:tc>
+          <w:tcPr/>
+          <w:p>
+            <w:pPr>
+              <w:pStyle w:val="Compact"/>
+            </w:pPr>
+            <w:r>
+              <w:t xml:space="preserve">Importo stimato</w:t>
+            </w:r>
+          </w:p>
+        </w:tc>
+      </w:tr>
+      <w:tr>
+        <w:tc>
+          <w:tcPr/>
+          <w:p>
+            <w:pPr>
+              <w:pStyle w:val="Compact"/>
+            </w:pPr>
+            <w:r>
+              <w:t xml:space="preserve">Buffer per variazioni costi hardware/software Fase 1</w:t>
+            </w:r>
+          </w:p>
+        </w:tc>
+        <w:tc>
+          <w:tcPr/>
+          <w:p>
+            <w:pPr>
+              <w:pStyle w:val="Compact"/>
+            </w:pPr>
+            <w:r>
+              <w:t xml:space="preserve">Fase 1</w:t>
+            </w:r>
+          </w:p>
+        </w:tc>
+        <w:tc>
+          <w:tcPr/>
+          <w:p>
+            <w:pPr>
+              <w:pStyle w:val="Compact"/>
+            </w:pPr>
+            <w:r>
+              <w:t xml:space="preserve">€2.630</w:t>
+            </w:r>
+          </w:p>
+        </w:tc>
+      </w:tr>
+      <w:tr>
+        <w:tc>
+          <w:tcPr/>
+          <w:p>
+            <w:pPr>
+              <w:pStyle w:val="Compact"/>
+            </w:pPr>
+            <w:r>
+              <w:t xml:space="preserve">Spese legali per certificazioni europee applicabili</w:t>
+            </w:r>
+          </w:p>
+        </w:tc>
+        <w:tc>
+          <w:tcPr/>
+          <w:p>
+            <w:pPr>
+              <w:pStyle w:val="Compact"/>
+            </w:pPr>
+            <w:r>
+              <w:t xml:space="preserve">Fase 2</w:t>
+            </w:r>
+          </w:p>
+        </w:tc>
+        <w:tc>
+          <w:tcPr/>
+          <w:p>
+            <w:pPr>
+              <w:pStyle w:val="Compact"/>
+            </w:pPr>
+            <w:r>
+              <w:t xml:space="preserve">~€1.000</w:t>
+            </w:r>
+          </w:p>
+        </w:tc>
+      </w:tr>
+      <w:tr>
+        <w:tc>
+          <w:tcPr/>
+          <w:p>
+            <w:pPr>
+              <w:pStyle w:val="Compact"/>
+            </w:pPr>
+            <w:r>
+              <w:t xml:space="preserve">Consulenza Dott. Luca Carenzo (validazione clinica indipendente)</w:t>
+            </w:r>
+          </w:p>
+        </w:tc>
+        <w:tc>
+          <w:tcPr/>
+          <w:p>
+            <w:pPr>
+              <w:pStyle w:val="Compact"/>
+            </w:pPr>
+            <w:r>
+              <w:t xml:space="preserve">Fase 2</w:t>
+            </w:r>
+          </w:p>
+        </w:tc>
+        <w:tc>
+          <w:tcPr/>
+          <w:p>
+            <w:pPr>
+              <w:pStyle w:val="Compact"/>
+            </w:pPr>
+            <w:r>
+              <w:t xml:space="preserve">~€1.500</w:t>
+            </w:r>
+          </w:p>
+        </w:tc>
+      </w:tr>
+      <w:tr>
+        <w:tc>
+          <w:tcPr/>
+          <w:p>
+            <w:pPr>
+              <w:pStyle w:val="Compact"/>
+            </w:pPr>
+            <w:r>
+              <w:t xml:space="preserve">Spese di ricerca medica — test prodotto con operatori durante eventi</w:t>
+            </w:r>
+          </w:p>
+        </w:tc>
+        <w:tc>
+          <w:tcPr/>
+          <w:p>
+            <w:pPr>
+              <w:pStyle w:val="Compact"/>
+            </w:pPr>
+            <w:r>
+              <w:t xml:space="preserve">Fase 2</w:t>
+            </w:r>
+          </w:p>
+        </w:tc>
+        <w:tc>
+          <w:tcPr/>
+          <w:p>
+            <w:pPr>
+              <w:pStyle w:val="Compact"/>
+            </w:pPr>
+            <w:r>
+              <w:t xml:space="preserve">~€670</w:t>
+            </w:r>
+          </w:p>
+        </w:tc>
+      </w:tr>
+      <w:tr>
+        <w:tc>
+          <w:tcPr/>
+          <w:p>
+            <w:pPr>
+              <w:pStyle w:val="Compact"/>
+            </w:pPr>
+            <w:r>
+              <w:rPr>
+                <w:b/>
+                <w:bCs/>
+              </w:rPr>
+              <w:t xml:space="preserve">Totale</w:t>
+            </w:r>
+          </w:p>
+        </w:tc>
+        <w:tc>
+          <w:tcPr/>
+          <w:p>
+            <w:pPr>
+              <w:pStyle w:val="Compact"/>
+            </w:pPr>
+          </w:p>
+        </w:tc>
+        <w:tc>
+          <w:tcPr/>
+          <w:p>
+            <w:pPr>
+              <w:pStyle w:val="Compact"/>
+            </w:pPr>
+            <w:r>
+              <w:rPr>
+                <w:b/>
+                <w:bCs/>
+              </w:rPr>
+              <w:t xml:space="preserve">€5.800</w:t>
+            </w:r>
+          </w:p>
+        </w:tc>
+      </w:tr>
+    </w:tbl>
     <w:p>
       <w:r>
         <w:pict>
@@ -3388,7 +3658,8 @@
       </w:r>
     </w:p>
     <w:bookmarkEnd w:id="20"/>
-    <w:bookmarkStart w:id="21" w:name="flusso-di-cassa-stimato"/>
+    <w:bookmarkEnd w:id="21"/>
+    <w:bookmarkStart w:id="22" w:name="flusso-di-cassa-stimato"/>
     <w:p>
       <w:pPr>
         <w:pStyle w:val="Heading2"/>
@@ -3683,8 +3954,8 @@
         </w:pict>
       </w:r>
     </w:p>
-    <w:bookmarkEnd w:id="21"/>
-    <w:bookmarkStart w:id="22" w:name="quadro-economico-finale"/>
+    <w:bookmarkEnd w:id="22"/>
+    <w:bookmarkStart w:id="23" w:name="quadro-economico-finale"/>
     <w:p>
       <w:pPr>
         <w:pStyle w:val="Heading2"/>
@@ -3943,8 +4214,8 @@
         <w:t xml:space="preserve">Documento interno EMSy S.r.l. — Da condividere con il commercialista — Aggiornato giugno 2026</w:t>
       </w:r>
     </w:p>
-    <w:bookmarkEnd w:id="22"/>
     <w:bookmarkEnd w:id="23"/>
+    <w:bookmarkEnd w:id="24"/>
     <w:sectPr>
       <w:footnotePr>
         <w:numRestart w:val="eachSect"/>

--- a/_budget/Budget_Forecast_Dettagliato.docx
+++ b/_budget/Budget_Forecast_Dettagliato.docx
@@ -537,7 +537,7 @@
               <w:pStyle w:val="Compact"/>
             </w:pPr>
             <w:r>
-              <w:t xml:space="preserve">€2.040</w:t>
+              <w:t xml:space="preserve">€1.638</w:t>
             </w:r>
           </w:p>
         </w:tc>
@@ -559,7 +559,7 @@
               <w:pStyle w:val="Compact"/>
             </w:pPr>
             <w:r>
-              <w:t xml:space="preserve">€2.040</w:t>
+              <w:t xml:space="preserve">€1.638</w:t>
             </w:r>
           </w:p>
         </w:tc>
@@ -675,7 +675,7 @@
               <w:pStyle w:val="Compact"/>
             </w:pPr>
             <w:r>
-              <w:t xml:space="preserve">€2.630</w:t>
+              <w:t xml:space="preserve">€3.032</w:t>
             </w:r>
           </w:p>
         </w:tc>
@@ -697,7 +697,7 @@
               <w:pStyle w:val="Compact"/>
             </w:pPr>
             <w:r>
-              <w:t xml:space="preserve">€5.800</w:t>
+              <w:t xml:space="preserve">€6.202</w:t>
             </w:r>
           </w:p>
         </w:tc>
@@ -2221,18 +2221,18 @@
               <w:pStyle w:val="Compact"/>
             </w:pPr>
             <w:r>
-              <w:t xml:space="preserve">Dispositivo AR hands-free (es. RealWear Navigator 520 o equivalente IP66 con controllo vocale)</w:t>
-            </w:r>
-          </w:p>
-        </w:tc>
-        <w:tc>
-          <w:tcPr/>
-          <w:p>
-            <w:pPr>
-              <w:pStyle w:val="Compact"/>
-            </w:pPr>
-            <w:r>
-              <w:t xml:space="preserve">€1.800</w:t>
+              <w:t xml:space="preserve">Display AR binoculare XREAL 1S (Micro-OLED, 1920×1200/occhio, 52° FoV — strumento di prototipazione UI/UX interfaccia clinica in AR)</w:t>
+            </w:r>
+          </w:p>
+        </w:tc>
+        <w:tc>
+          <w:tcPr/>
+          <w:p>
+            <w:pPr>
+              <w:pStyle w:val="Compact"/>
+            </w:pPr>
+            <w:r>
+              <w:t xml:space="preserve">€459</w:t>
             </w:r>
           </w:p>
         </w:tc>
@@ -2269,7 +2269,7 @@
                 <w:b/>
                 <w:bCs/>
               </w:rPr>
-              <w:t xml:space="preserve">€540</w:t>
+              <w:t xml:space="preserve">€138</w:t>
             </w:r>
           </w:p>
         </w:tc>
@@ -2301,7 +2301,7 @@
                 <w:b/>
                 <w:bCs/>
               </w:rPr>
-              <w:t xml:space="preserve">€6.800</w:t>
+              <w:t xml:space="preserve">€5.459</w:t>
             </w:r>
           </w:p>
         </w:tc>
@@ -2332,7 +2332,7 @@
                 <w:b/>
                 <w:bCs/>
               </w:rPr>
-              <w:t xml:space="preserve">€2.040</w:t>
+              <w:t xml:space="preserve">€1.638</w:t>
             </w:r>
           </w:p>
         </w:tc>
@@ -2375,7 +2375,7 @@
         </w:numPr>
       </w:pPr>
       <w:r>
-        <w:t xml:space="preserve">Certificazioni: Energy Star + ESPR Ecodesign →</w:t>
+        <w:t xml:space="preserve">Server GPU: certificato Energy Star + ESPR Ecodesign →</w:t>
       </w:r>
       <w:r>
         <w:t xml:space="preserve"> </w:t>
@@ -2386,6 +2386,9 @@
           <w:bCs/>
         </w:rPr>
         <w:t xml:space="preserve">+5 punti premialità</w:t>
+      </w:r>
+      <w:r>
+        <w:t xml:space="preserve">; XREAL 1S: certificato CE/RoHS</w:t>
       </w:r>
     </w:p>
     <w:p>
@@ -2410,24 +2413,6 @@
       </w:pPr>
       <w:r>
         <w:t xml:space="preserve">Il server GPU riduce la dipendenza da API cloud esterne per l’inferenza LLM, abbassando i costi operativi a lungo termine</w:t>
-      </w:r>
-    </w:p>
-    <w:p>
-      <w:pPr>
-        <w:pStyle w:val="BlockText"/>
-      </w:pPr>
-      <w:r>
-        <w:rPr>
-          <w:b/>
-          <w:bCs/>
-        </w:rPr>
-        <w:t xml:space="preserve">⚠️ NOTA INTERNA:</w:t>
-      </w:r>
-      <w:r>
-        <w:t xml:space="preserve"> </w:t>
-      </w:r>
-      <w:r>
-        <w:t xml:space="preserve">Modello esatto del dispositivo AR da confermare con Simon prima della presentazione.</w:t>
       </w:r>
     </w:p>
     <w:p>
@@ -3354,7 +3339,7 @@
               <w:pStyle w:val="Compact"/>
             </w:pPr>
             <w:r>
-              <w:t xml:space="preserve">€2.630</w:t>
+              <w:t xml:space="preserve">€3.032</w:t>
             </w:r>
           </w:p>
         </w:tc>
@@ -3380,7 +3365,7 @@
                 <w:b/>
                 <w:bCs/>
               </w:rPr>
-              <w:t xml:space="preserve">€5.800</w:t>
+              <w:t xml:space="preserve">€6.202</w:t>
             </w:r>
           </w:p>
         </w:tc>
@@ -3499,7 +3484,7 @@
               <w:pStyle w:val="Compact"/>
             </w:pPr>
             <w:r>
-              <w:t xml:space="preserve">€2.630</w:t>
+              <w:t xml:space="preserve">€3.032</w:t>
             </w:r>
           </w:p>
         </w:tc>
@@ -3644,7 +3629,7 @@
                 <w:b/>
                 <w:bCs/>
               </w:rPr>
-              <w:t xml:space="preserve">€5.800</w:t>
+              <w:t xml:space="preserve">€6.202</w:t>
             </w:r>
           </w:p>
         </w:tc>

--- a/_budget/Budget_Forecast_Dettagliato.docx
+++ b/_budget/Budget_Forecast_Dettagliato.docx
@@ -537,7 +537,7 @@
               <w:pStyle w:val="Compact"/>
             </w:pPr>
             <w:r>
-              <w:t xml:space="preserve">€1.638</w:t>
+              <w:t xml:space="preserve">€3.275</w:t>
             </w:r>
           </w:p>
         </w:tc>
@@ -559,7 +559,7 @@
               <w:pStyle w:val="Compact"/>
             </w:pPr>
             <w:r>
-              <w:t xml:space="preserve">€1.638</w:t>
+              <w:t xml:space="preserve">€3.275</w:t>
             </w:r>
           </w:p>
         </w:tc>
@@ -675,7 +675,7 @@
               <w:pStyle w:val="Compact"/>
             </w:pPr>
             <w:r>
-              <w:t xml:space="preserve">€3.032</w:t>
+              <w:t xml:space="preserve">€1.395</w:t>
             </w:r>
           </w:p>
         </w:tc>
@@ -697,7 +697,7 @@
               <w:pStyle w:val="Compact"/>
             </w:pPr>
             <w:r>
-              <w:t xml:space="preserve">€6.202</w:t>
+              <w:t xml:space="preserve">€4.565</w:t>
             </w:r>
           </w:p>
         </w:tc>
@@ -2160,18 +2160,18 @@
               <w:pStyle w:val="Compact"/>
             </w:pPr>
             <w:r>
-              <w:t xml:space="preserve">Server GPU dedicato per LLM (inferenza on-premise h24)</w:t>
-            </w:r>
-          </w:p>
-        </w:tc>
-        <w:tc>
-          <w:tcPr/>
-          <w:p>
-            <w:pPr>
-              <w:pStyle w:val="Compact"/>
-            </w:pPr>
-            <w:r>
-              <w:t xml:space="preserve">€5.000</w:t>
+              <w:t xml:space="preserve">Server GPU dedicato con schede video per LLM (inferenza on-premise h24)</w:t>
+            </w:r>
+          </w:p>
+        </w:tc>
+        <w:tc>
+          <w:tcPr/>
+          <w:p>
+            <w:pPr>
+              <w:pStyle w:val="Compact"/>
+            </w:pPr>
+            <w:r>
+              <w:t xml:space="preserve">€10.000</w:t>
             </w:r>
           </w:p>
         </w:tc>
@@ -2208,31 +2208,31 @@
                 <w:b/>
                 <w:bCs/>
               </w:rPr>
-              <w:t xml:space="preserve">€1.500</w:t>
-            </w:r>
-          </w:p>
-        </w:tc>
-      </w:tr>
-      <w:tr>
-        <w:tc>
-          <w:tcPr/>
-          <w:p>
-            <w:pPr>
-              <w:pStyle w:val="Compact"/>
-            </w:pPr>
-            <w:r>
-              <w:t xml:space="preserve">Display AR binoculare XREAL 1S (Micro-OLED, 1920×1200/occhio, 52° FoV — strumento di prototipazione UI/UX interfaccia clinica in AR)</w:t>
-            </w:r>
-          </w:p>
-        </w:tc>
-        <w:tc>
-          <w:tcPr/>
-          <w:p>
-            <w:pPr>
-              <w:pStyle w:val="Compact"/>
-            </w:pPr>
-            <w:r>
-              <w:t xml:space="preserve">€459</w:t>
+              <w:t xml:space="preserve">€3.000</w:t>
+            </w:r>
+          </w:p>
+        </w:tc>
+      </w:tr>
+      <w:tr>
+        <w:tc>
+          <w:tcPr/>
+          <w:p>
+            <w:pPr>
+              <w:pStyle w:val="Compact"/>
+            </w:pPr>
+            <w:r>
+              <w:t xml:space="preserve">2× Display AR binoculare XREAL 1S (Micro-OLED, 1920×1200/occhio, 52° FoV — strumento di prototipazione UI/UX interfaccia clinica in AR)</w:t>
+            </w:r>
+          </w:p>
+        </w:tc>
+        <w:tc>
+          <w:tcPr/>
+          <w:p>
+            <w:pPr>
+              <w:pStyle w:val="Compact"/>
+            </w:pPr>
+            <w:r>
+              <w:t xml:space="preserve">€918</w:t>
             </w:r>
           </w:p>
         </w:tc>
@@ -2269,7 +2269,7 @@
                 <w:b/>
                 <w:bCs/>
               </w:rPr>
-              <w:t xml:space="preserve">€138</w:t>
+              <w:t xml:space="preserve">€275</w:t>
             </w:r>
           </w:p>
         </w:tc>
@@ -2301,7 +2301,7 @@
                 <w:b/>
                 <w:bCs/>
               </w:rPr>
-              <w:t xml:space="preserve">€5.459</w:t>
+              <w:t xml:space="preserve">€10.918</w:t>
             </w:r>
           </w:p>
         </w:tc>
@@ -2332,7 +2332,7 @@
                 <w:b/>
                 <w:bCs/>
               </w:rPr>
-              <w:t xml:space="preserve">€1.638</w:t>
+              <w:t xml:space="preserve">€3.275</w:t>
             </w:r>
           </w:p>
         </w:tc>
@@ -3339,7 +3339,7 @@
               <w:pStyle w:val="Compact"/>
             </w:pPr>
             <w:r>
-              <w:t xml:space="preserve">€3.032</w:t>
+              <w:t xml:space="preserve">€1.395</w:t>
             </w:r>
           </w:p>
         </w:tc>
@@ -3365,7 +3365,7 @@
                 <w:b/>
                 <w:bCs/>
               </w:rPr>
-              <w:t xml:space="preserve">€6.202</w:t>
+              <w:t xml:space="preserve">€4.565</w:t>
             </w:r>
           </w:p>
         </w:tc>
@@ -3484,7 +3484,7 @@
               <w:pStyle w:val="Compact"/>
             </w:pPr>
             <w:r>
-              <w:t xml:space="preserve">€3.032</w:t>
+              <w:t xml:space="preserve">€1.395</w:t>
             </w:r>
           </w:p>
         </w:tc>
@@ -3629,7 +3629,7 @@
                 <w:b/>
                 <w:bCs/>
               </w:rPr>
-              <w:t xml:space="preserve">€6.202</w:t>
+              <w:t xml:space="preserve">€4.565</w:t>
             </w:r>
           </w:p>
         </w:tc>

--- a/_budget/Budget_Forecast_Dettagliato.docx
+++ b/_budget/Budget_Forecast_Dettagliato.docx
@@ -68,8 +68,7 @@
     <w:tbl>
       <w:tblPr>
         <w:tblStyle w:val="Table"/>
-        <w:tblW w:type="pct" w:w="5000"/>
-        <w:tblLayout w:type="fixed"/>
+        <w:tblW w:type="auto" w:w="0"/>
         <w:tblLook w:firstRow="1" w:lastRow="0" w:firstColumn="0" w:lastColumn="0" w:noHBand="0" w:noVBand="0" w:val="0020"/>
       </w:tblPr>
       <w:tblGrid>
@@ -227,13 +226,7 @@
                 <w:b/>
                 <w:bCs/>
               </w:rPr>
-              <w:t xml:space="preserve">€52.800</w:t>
-            </w:r>
-            <w:r>
-              <w:t xml:space="preserve"> </w:t>
-            </w:r>
-            <w:r>
-              <w:t xml:space="preserve">(arrotondato)</w:t>
+              <w:t xml:space="preserve">€56.000</w:t>
             </w:r>
           </w:p>
         </w:tc>
@@ -287,7 +280,7 @@
                 <w:b/>
                 <w:bCs/>
               </w:rPr>
-              <w:t xml:space="preserve">€27.200</w:t>
+              <w:t xml:space="preserve">€24.000</w:t>
             </w:r>
           </w:p>
         </w:tc>
@@ -4062,7 +4055,7 @@
               <w:pStyle w:val="Compact"/>
             </w:pPr>
             <w:r>
-              <w:t xml:space="preserve">€4.800</w:t>
+              <w:t xml:space="preserve">€8.000</w:t>
             </w:r>
           </w:p>
         </w:tc>
@@ -4094,7 +4087,7 @@
                 <w:b/>
                 <w:bCs/>
               </w:rPr>
-              <w:t xml:space="preserve">€52.800</w:t>
+              <w:t xml:space="preserve">€56.000</w:t>
             </w:r>
           </w:p>
         </w:tc>
@@ -4126,7 +4119,7 @@
                 <w:b/>
                 <w:bCs/>
               </w:rPr>
-              <w:t xml:space="preserve">€27.200</w:t>
+              <w:t xml:space="preserve">€24.000</w:t>
             </w:r>
           </w:p>
         </w:tc>
@@ -4174,7 +4167,7 @@
               <w:pStyle w:val="Compact"/>
             </w:pPr>
             <w:r>
-              <w:t xml:space="preserve">€3.200</w:t>
+              <w:t xml:space="preserve">€0</w:t>
             </w:r>
           </w:p>
         </w:tc>

--- a/_budget/Budget_Forecast_Dettagliato.docx
+++ b/_budget/Budget_Forecast_Dettagliato.docx
@@ -4044,7 +4044,7 @@
                 <w:b/>
                 <w:bCs/>
               </w:rPr>
-              <w:t xml:space="preserve">Bonus startup registry L.R. 14/2011 (+10%)</w:t>
+              <w:t xml:space="preserve">Bonus startup registry D.L. 179/2012 art. 25 (+10%)</w:t>
             </w:r>
           </w:p>
         </w:tc>

--- a/_budget/Budget_Forecast_Dettagliato.docx
+++ b/_budget/Budget_Forecast_Dettagliato.docx
@@ -1659,18 +1659,18 @@
               <w:pStyle w:val="Compact"/>
             </w:pPr>
             <w:r>
-              <w:t xml:space="preserve">€2.907 (88 ore)</w:t>
-            </w:r>
-          </w:p>
-        </w:tc>
-        <w:tc>
-          <w:tcPr/>
-          <w:p>
-            <w:pPr>
-              <w:pStyle w:val="Compact"/>
-            </w:pPr>
-            <w:r>
-              <w:t xml:space="preserve">€5.893 (179 ore)</w:t>
+              <w:t xml:space="preserve">€2.926 (88 ore)</w:t>
+            </w:r>
+          </w:p>
+        </w:tc>
+        <w:tc>
+          <w:tcPr/>
+          <w:p>
+            <w:pPr>
+              <w:pStyle w:val="Compact"/>
+            </w:pPr>
+            <w:r>
+              <w:t xml:space="preserve">€5.874 (179 ore)</w:t>
             </w:r>
           </w:p>
         </w:tc>
@@ -1705,18 +1705,18 @@
               <w:pStyle w:val="Compact"/>
             </w:pPr>
             <w:r>
-              <w:t xml:space="preserve">€1.587 (48 ore)</w:t>
-            </w:r>
-          </w:p>
-        </w:tc>
-        <w:tc>
-          <w:tcPr/>
-          <w:p>
-            <w:pPr>
-              <w:pStyle w:val="Compact"/>
-            </w:pPr>
-            <w:r>
-              <w:t xml:space="preserve">€3.213 (97 ore)</w:t>
+              <w:t xml:space="preserve">€1.596 (48 ore)</w:t>
+            </w:r>
+          </w:p>
+        </w:tc>
+        <w:tc>
+          <w:tcPr/>
+          <w:p>
+            <w:pPr>
+              <w:pStyle w:val="Compact"/>
+            </w:pPr>
+            <w:r>
+              <w:t xml:space="preserve">€3.204 (97 ore)</w:t>
             </w:r>
           </w:p>
         </w:tc>
@@ -1751,18 +1751,18 @@
               <w:pStyle w:val="Compact"/>
             </w:pPr>
             <w:r>
-              <w:t xml:space="preserve">€793 (24 ore)</w:t>
-            </w:r>
-          </w:p>
-        </w:tc>
-        <w:tc>
-          <w:tcPr/>
-          <w:p>
-            <w:pPr>
-              <w:pStyle w:val="Compact"/>
-            </w:pPr>
-            <w:r>
-              <w:t xml:space="preserve">€1.607 (49 ore)</w:t>
+              <w:t xml:space="preserve">€798 (24 ore)</w:t>
+            </w:r>
+          </w:p>
+        </w:tc>
+        <w:tc>
+          <w:tcPr/>
+          <w:p>
+            <w:pPr>
+              <w:pStyle w:val="Compact"/>
+            </w:pPr>
+            <w:r>
+              <w:t xml:space="preserve">€1.602 (49 ore)</w:t>
             </w:r>
           </w:p>
         </w:tc>
@@ -1805,7 +1805,7 @@
                 <w:b/>
                 <w:bCs/>
               </w:rPr>
-              <w:t xml:space="preserve">€5.287</w:t>
+              <w:t xml:space="preserve">€5.320</w:t>
             </w:r>
           </w:p>
         </w:tc>
@@ -1820,7 +1820,7 @@
                 <w:b/>
                 <w:bCs/>
               </w:rPr>
-              <w:t xml:space="preserve">€10.713</w:t>
+              <w:t xml:space="preserve">€10.680</w:t>
             </w:r>
           </w:p>
         </w:tc>

--- a/_budget/Budget_Forecast_Dettagliato.docx
+++ b/_budget/Budget_Forecast_Dettagliato.docx
@@ -2,7 +2,7 @@
 <file path=word/document.xml><?xml version="1.0" encoding="utf-8"?>
 <w:document xmlns:w="http://schemas.openxmlformats.org/wordprocessingml/2006/main" xmlns:m="http://schemas.openxmlformats.org/officeDocument/2006/math" xmlns:r="http://schemas.openxmlformats.org/officeDocument/2006/relationships" xmlns:o="urn:schemas-microsoft-com:office:office" xmlns:v="urn:schemas-microsoft-com:vml" xmlns:w10="urn:schemas-microsoft-com:office:word" xmlns:a="http://schemas.openxmlformats.org/drawingml/2006/main" xmlns:pic="http://schemas.openxmlformats.org/drawingml/2006/picture" xmlns:wp="http://schemas.openxmlformats.org/drawingml/2006/wordprocessingDrawing">
   <w:body>
-    <w:bookmarkStart w:id="24" w:name="budget-forecast-dettagliato-emsy-s.r.l."/>
+    <w:bookmarkStart w:id="23" w:name="budget-forecast-dettagliato-emsy-s.r.l."/>
     <w:p>
       <w:pPr>
         <w:pStyle w:val="Heading1"/>
@@ -576,7 +576,7 @@
               <w:pStyle w:val="Compact"/>
             </w:pPr>
             <w:r>
-              <w:t xml:space="preserve">€4.800</w:t>
+              <w:t xml:space="preserve">€6.195</w:t>
             </w:r>
           </w:p>
         </w:tc>
@@ -598,7 +598,7 @@
               <w:pStyle w:val="Compact"/>
             </w:pPr>
             <w:r>
-              <w:t xml:space="preserve">€14.400</w:t>
+              <w:t xml:space="preserve">€15.795</w:t>
             </w:r>
           </w:p>
         </w:tc>
@@ -657,18 +657,18 @@
               <w:pStyle w:val="Compact"/>
             </w:pPr>
             <w:r>
-              <w:t xml:space="preserve">Margine di riserva</w:t>
-            </w:r>
-          </w:p>
-        </w:tc>
-        <w:tc>
-          <w:tcPr/>
-          <w:p>
-            <w:pPr>
-              <w:pStyle w:val="Compact"/>
-            </w:pPr>
-            <w:r>
-              <w:t xml:space="preserve">€1.395</w:t>
+              <w:t xml:space="preserve">Consulenze specialistiche</w:t>
+            </w:r>
+          </w:p>
+        </w:tc>
+        <w:tc>
+          <w:tcPr/>
+          <w:p>
+            <w:pPr>
+              <w:pStyle w:val="Compact"/>
+            </w:pPr>
+            <w:r>
+              <w:t xml:space="preserve">€0</w:t>
             </w:r>
           </w:p>
         </w:tc>
@@ -690,7 +690,7 @@
               <w:pStyle w:val="Compact"/>
             </w:pPr>
             <w:r>
-              <w:t xml:space="preserve">€4.565</w:t>
+              <w:t xml:space="preserve">€3.170</w:t>
             </w:r>
           </w:p>
         </w:tc>
@@ -3072,6 +3072,160 @@
           </w:p>
         </w:tc>
       </w:tr>
+      <w:tr>
+        <w:tc>
+          <w:tcPr/>
+          <w:p>
+            <w:pPr>
+              <w:pStyle w:val="Compact"/>
+            </w:pPr>
+            <w:r>
+              <w:t xml:space="preserve">Buffer variabilità cloud (+€1.395 Fase 1)</w:t>
+            </w:r>
+          </w:p>
+        </w:tc>
+        <w:tc>
+          <w:tcPr/>
+          <w:p>
+            <w:pPr>
+              <w:pStyle w:val="Compact"/>
+            </w:pPr>
+            <w:r>
+              <w:t xml:space="preserve">Contingenza</w:t>
+            </w:r>
+          </w:p>
+        </w:tc>
+        <w:tc>
+          <w:tcPr/>
+          <w:p>
+            <w:pPr>
+              <w:pStyle w:val="Compact"/>
+            </w:pPr>
+            <w:r>
+              <w:t xml:space="preserve">—</w:t>
+            </w:r>
+          </w:p>
+        </w:tc>
+        <w:tc>
+          <w:tcPr/>
+          <w:p>
+            <w:pPr>
+              <w:pStyle w:val="Compact"/>
+            </w:pPr>
+            <w:r>
+              <w:rPr>
+                <w:b/>
+                <w:bCs/>
+              </w:rPr>
+              <w:t xml:space="preserve">€1.395</w:t>
+            </w:r>
+          </w:p>
+        </w:tc>
+        <w:tc>
+          <w:tcPr/>
+          <w:p>
+            <w:pPr>
+              <w:pStyle w:val="Compact"/>
+            </w:pPr>
+            <w:r>
+              <w:t xml:space="preserve">—</w:t>
+            </w:r>
+          </w:p>
+        </w:tc>
+        <w:tc>
+          <w:tcPr/>
+          <w:p>
+            <w:pPr>
+              <w:pStyle w:val="Compact"/>
+            </w:pPr>
+            <w:r>
+              <w:rPr>
+                <w:b/>
+                <w:bCs/>
+              </w:rPr>
+              <w:t xml:space="preserve">€1.395</w:t>
+            </w:r>
+          </w:p>
+        </w:tc>
+      </w:tr>
+      <w:tr>
+        <w:tc>
+          <w:tcPr/>
+          <w:p>
+            <w:pPr>
+              <w:pStyle w:val="Compact"/>
+            </w:pPr>
+            <w:r>
+              <w:rPr>
+                <w:b/>
+                <w:bCs/>
+              </w:rPr>
+              <w:t xml:space="preserve">Totale Software/Licenze</w:t>
+            </w:r>
+          </w:p>
+        </w:tc>
+        <w:tc>
+          <w:tcPr/>
+          <w:p>
+            <w:pPr>
+              <w:pStyle w:val="Compact"/>
+            </w:pPr>
+          </w:p>
+        </w:tc>
+        <w:tc>
+          <w:tcPr/>
+          <w:p>
+            <w:pPr>
+              <w:pStyle w:val="Compact"/>
+            </w:pPr>
+          </w:p>
+        </w:tc>
+        <w:tc>
+          <w:tcPr/>
+          <w:p>
+            <w:pPr>
+              <w:pStyle w:val="Compact"/>
+            </w:pPr>
+            <w:r>
+              <w:rPr>
+                <w:b/>
+                <w:bCs/>
+              </w:rPr>
+              <w:t xml:space="preserve">€6.195</w:t>
+            </w:r>
+          </w:p>
+        </w:tc>
+        <w:tc>
+          <w:tcPr/>
+          <w:p>
+            <w:pPr>
+              <w:pStyle w:val="Compact"/>
+            </w:pPr>
+            <w:r>
+              <w:rPr>
+                <w:b/>
+                <w:bCs/>
+              </w:rPr>
+              <w:t xml:space="preserve">€9.600</w:t>
+            </w:r>
+          </w:p>
+        </w:tc>
+        <w:tc>
+          <w:tcPr/>
+          <w:p>
+            <w:pPr>
+              <w:pStyle w:val="Compact"/>
+            </w:pPr>
+            <w:r>
+              <w:rPr>
+                <w:b/>
+                <w:bCs/>
+              </w:rPr>
+              <w:t xml:space="preserve">€15.795</w:t>
+            </w:r>
+          </w:p>
+        </w:tc>
+      </w:tr>
     </w:tbl>
     <w:p>
       <w:pPr>
@@ -3079,6 +3233,14 @@
       </w:pPr>
       <w:r>
         <w:t xml:space="preserve">Nota: i crediti AWS Activate e NVIDIA già ricevuti coprono parte dei costi nella fase iniziale, riducendo l’esborso effettivo nei primi mesi. Il budget è calcolato in scenario conservativo (crediti esauriti).</w:t>
+      </w:r>
+    </w:p>
+    <w:p>
+      <w:pPr>
+        <w:pStyle w:val="BlockText"/>
+      </w:pPr>
+      <w:r>
+        <w:t xml:space="preserve">Il buffer di €1.395 in Fase 1 copre la variabilità dei prezzi cloud (AWS Bedrock, OpenRouter), soggetti a repricing trimestrale, senza necessità di autorizzazione preventiva (±20% per voce, Art. 10 Avviso).</w:t>
       </w:r>
     </w:p>
     <w:p>
@@ -3246,155 +3408,13 @@
       </w:r>
     </w:p>
     <w:bookmarkEnd w:id="19"/>
-    <w:bookmarkStart w:id="21" w:name="margine-di-riserva"/>
+    <w:bookmarkStart w:id="20" w:name="consulenze-specialistiche"/>
     <w:p>
       <w:pPr>
         <w:pStyle w:val="Heading2"/>
       </w:pPr>
       <w:r>
-        <w:t xml:space="preserve">9. Margine di Riserva</w:t>
-      </w:r>
-    </w:p>
-    <w:tbl>
-      <w:tblPr>
-        <w:tblStyle w:val="Table"/>
-        <w:tblW w:type="auto" w:w="0"/>
-        <w:tblLook w:firstRow="1" w:lastRow="0" w:firstColumn="0" w:lastColumn="0" w:noHBand="0" w:noVBand="0" w:val="0020"/>
-      </w:tblPr>
-      <w:tblGrid>
-        <w:gridCol w:w="1980"/>
-        <w:gridCol w:w="1980"/>
-        <w:gridCol w:w="1980"/>
-        <w:gridCol w:w="1980"/>
-      </w:tblGrid>
-      <w:tr>
-        <w:trPr>
-          <w:tblHeader w:val="on"/>
-        </w:trPr>
-        <w:tc>
-          <w:tcPr/>
-          <w:p>
-            <w:pPr>
-              <w:pStyle w:val="Compact"/>
-            </w:pPr>
-          </w:p>
-        </w:tc>
-        <w:tc>
-          <w:tcPr/>
-          <w:p>
-            <w:pPr>
-              <w:pStyle w:val="Compact"/>
-            </w:pPr>
-            <w:r>
-              <w:t xml:space="preserve">Fase 1</w:t>
-            </w:r>
-          </w:p>
-        </w:tc>
-        <w:tc>
-          <w:tcPr/>
-          <w:p>
-            <w:pPr>
-              <w:pStyle w:val="Compact"/>
-            </w:pPr>
-            <w:r>
-              <w:t xml:space="preserve">Fase 2</w:t>
-            </w:r>
-          </w:p>
-        </w:tc>
-        <w:tc>
-          <w:tcPr/>
-          <w:p>
-            <w:pPr>
-              <w:pStyle w:val="Compact"/>
-            </w:pPr>
-            <w:r>
-              <w:t xml:space="preserve">Totale</w:t>
-            </w:r>
-          </w:p>
-        </w:tc>
-      </w:tr>
-      <w:tr>
-        <w:tc>
-          <w:tcPr/>
-          <w:p>
-            <w:pPr>
-              <w:pStyle w:val="Compact"/>
-            </w:pPr>
-            <w:r>
-              <w:t xml:space="preserve">Margine di riserva</w:t>
-            </w:r>
-          </w:p>
-        </w:tc>
-        <w:tc>
-          <w:tcPr/>
-          <w:p>
-            <w:pPr>
-              <w:pStyle w:val="Compact"/>
-            </w:pPr>
-            <w:r>
-              <w:t xml:space="preserve">€1.395</w:t>
-            </w:r>
-          </w:p>
-        </w:tc>
-        <w:tc>
-          <w:tcPr/>
-          <w:p>
-            <w:pPr>
-              <w:pStyle w:val="Compact"/>
-            </w:pPr>
-            <w:r>
-              <w:t xml:space="preserve">€3.170</w:t>
-            </w:r>
-          </w:p>
-        </w:tc>
-        <w:tc>
-          <w:tcPr/>
-          <w:p>
-            <w:pPr>
-              <w:pStyle w:val="Compact"/>
-            </w:pPr>
-            <w:r>
-              <w:rPr>
-                <w:b/>
-                <w:bCs/>
-              </w:rPr>
-              <w:t xml:space="preserve">€4.565</w:t>
-            </w:r>
-          </w:p>
-        </w:tc>
-      </w:tr>
-    </w:tbl>
-    <w:p>
-      <w:pPr>
-        <w:pStyle w:val="BodyText"/>
-      </w:pPr>
-      <w:r>
-        <w:t xml:space="preserve">Il margine copre variazioni di costo entro il</w:t>
-      </w:r>
-      <w:r>
-        <w:t xml:space="preserve"> </w:t>
-      </w:r>
-      <w:r>
-        <w:rPr>
-          <w:b/>
-          <w:bCs/>
-        </w:rPr>
-        <w:t xml:space="preserve">20% per voce per fase</w:t>
-      </w:r>
-      <w:r>
-        <w:t xml:space="preserve"> </w:t>
-      </w:r>
-      <w:r>
-        <w:t xml:space="preserve">senza necessità di autorizzazione preventiva (Art. 10, comma 7 dell’Avviso). Da formalizzare con il commercialista per l’allocazione nella categoria ammessa del formulario SISPREG2014.</w:t>
-      </w:r>
-    </w:p>
-    <w:bookmarkStart w:id="20" w:name="X3585d83951baabc3ebeb22881f6a283f37071e5"/>
-    <w:p>
-      <w:pPr>
-        <w:pStyle w:val="Heading3"/>
-      </w:pPr>
-      <w:r>
-        <w:t xml:space="preserve">Destinazione prevista del margine di riserva</w:t>
+        <w:t xml:space="preserve">9. Consulenze Specialistiche</w:t>
       </w:r>
     </w:p>
     <w:tbl>
@@ -3405,9 +3425,9 @@
         <w:tblLook w:firstRow="1" w:lastRow="0" w:firstColumn="0" w:lastColumn="0" w:noHBand="0" w:noVBand="0" w:val="0020"/>
       </w:tblPr>
       <w:tblGrid>
-        <w:gridCol w:w="1697"/>
-        <w:gridCol w:w="1697"/>
-        <w:gridCol w:w="4525"/>
+        <w:gridCol w:w="2262"/>
+        <w:gridCol w:w="2262"/>
+        <w:gridCol w:w="3394"/>
       </w:tblGrid>
       <w:tr>
         <w:trPr>
@@ -3442,55 +3462,20 @@
               <w:pStyle w:val="Compact"/>
             </w:pPr>
             <w:r>
-              <w:t xml:space="preserve">Importo stimato</w:t>
-            </w:r>
-          </w:p>
-        </w:tc>
-      </w:tr>
-      <w:tr>
-        <w:tc>
-          <w:tcPr/>
-          <w:p>
-            <w:pPr>
-              <w:pStyle w:val="Compact"/>
-            </w:pPr>
-            <w:r>
-              <w:t xml:space="preserve">Buffer per variazioni costi hardware/software Fase 1</w:t>
-            </w:r>
-          </w:p>
-        </w:tc>
-        <w:tc>
-          <w:tcPr/>
-          <w:p>
-            <w:pPr>
-              <w:pStyle w:val="Compact"/>
-            </w:pPr>
-            <w:r>
-              <w:t xml:space="preserve">Fase 1</w:t>
-            </w:r>
-          </w:p>
-        </w:tc>
-        <w:tc>
-          <w:tcPr/>
-          <w:p>
-            <w:pPr>
-              <w:pStyle w:val="Compact"/>
-            </w:pPr>
-            <w:r>
-              <w:t xml:space="preserve">€1.395</w:t>
-            </w:r>
-          </w:p>
-        </w:tc>
-      </w:tr>
-      <w:tr>
-        <w:tc>
-          <w:tcPr/>
-          <w:p>
-            <w:pPr>
-              <w:pStyle w:val="Compact"/>
-            </w:pPr>
-            <w:r>
-              <w:t xml:space="preserve">Spese legali per certificazioni europee applicabili</w:t>
+              <w:t xml:space="preserve">Importo</w:t>
+            </w:r>
+          </w:p>
+        </w:tc>
+      </w:tr>
+      <w:tr>
+        <w:tc>
+          <w:tcPr/>
+          <w:p>
+            <w:pPr>
+              <w:pStyle w:val="Compact"/>
+            </w:pPr>
+            <w:r>
+              <w:t xml:space="preserve">Validazione clinica indipendente (esperto esterno medicina d’emergenza)</w:t>
             </w:r>
           </w:p>
         </w:tc>
@@ -3512,6 +3497,41 @@
               <w:pStyle w:val="Compact"/>
             </w:pPr>
             <w:r>
+              <w:t xml:space="preserve">~€1.500</w:t>
+            </w:r>
+          </w:p>
+        </w:tc>
+      </w:tr>
+      <w:tr>
+        <w:tc>
+          <w:tcPr/>
+          <w:p>
+            <w:pPr>
+              <w:pStyle w:val="Compact"/>
+            </w:pPr>
+            <w:r>
+              <w:t xml:space="preserve">Spese legali per certificazioni europee applicabili (MDR, cybersec)</w:t>
+            </w:r>
+          </w:p>
+        </w:tc>
+        <w:tc>
+          <w:tcPr/>
+          <w:p>
+            <w:pPr>
+              <w:pStyle w:val="Compact"/>
+            </w:pPr>
+            <w:r>
+              <w:t xml:space="preserve">Fase 2</w:t>
+            </w:r>
+          </w:p>
+        </w:tc>
+        <w:tc>
+          <w:tcPr/>
+          <w:p>
+            <w:pPr>
+              <w:pStyle w:val="Compact"/>
+            </w:pPr>
+            <w:r>
               <w:t xml:space="preserve">~€1.000</w:t>
             </w:r>
           </w:p>
@@ -3525,42 +3545,7 @@
               <w:pStyle w:val="Compact"/>
             </w:pPr>
             <w:r>
-              <w:t xml:space="preserve">Consulenza Dott. Luca Carenzo (validazione clinica indipendente)</w:t>
-            </w:r>
-          </w:p>
-        </w:tc>
-        <w:tc>
-          <w:tcPr/>
-          <w:p>
-            <w:pPr>
-              <w:pStyle w:val="Compact"/>
-            </w:pPr>
-            <w:r>
-              <w:t xml:space="preserve">Fase 2</w:t>
-            </w:r>
-          </w:p>
-        </w:tc>
-        <w:tc>
-          <w:tcPr/>
-          <w:p>
-            <w:pPr>
-              <w:pStyle w:val="Compact"/>
-            </w:pPr>
-            <w:r>
-              <w:t xml:space="preserve">~€1.500</w:t>
-            </w:r>
-          </w:p>
-        </w:tc>
-      </w:tr>
-      <w:tr>
-        <w:tc>
-          <w:tcPr/>
-          <w:p>
-            <w:pPr>
-              <w:pStyle w:val="Compact"/>
-            </w:pPr>
-            <w:r>
-              <w:t xml:space="preserve">Spese di ricerca medica — test prodotto con operatori durante eventi</w:t>
+              <w:t xml:space="preserve">Test prodotto con operatori durante eventi/esercitazioni</w:t>
             </w:r>
           </w:p>
         </w:tc>
@@ -3599,16 +3584,8 @@
                 <w:b/>
                 <w:bCs/>
               </w:rPr>
-              <w:t xml:space="preserve">Totale</w:t>
-            </w:r>
-          </w:p>
-        </w:tc>
-        <w:tc>
-          <w:tcPr/>
-          <w:p>
-            <w:pPr>
-              <w:pStyle w:val="Compact"/>
-            </w:pPr>
+              <w:t xml:space="preserve">Totale Consulenze specialistiche</w:t>
+            </w:r>
           </w:p>
         </w:tc>
         <w:tc>
@@ -3622,12 +3599,35 @@
                 <w:b/>
                 <w:bCs/>
               </w:rPr>
-              <w:t xml:space="preserve">€4.565</w:t>
+              <w:t xml:space="preserve">Fase 2</w:t>
+            </w:r>
+          </w:p>
+        </w:tc>
+        <w:tc>
+          <w:tcPr/>
+          <w:p>
+            <w:pPr>
+              <w:pStyle w:val="Compact"/>
+            </w:pPr>
+            <w:r>
+              <w:rPr>
+                <w:b/>
+                <w:bCs/>
+              </w:rPr>
+              <w:t xml:space="preserve">€3.170</w:t>
             </w:r>
           </w:p>
         </w:tc>
       </w:tr>
     </w:tbl>
+    <w:p>
+      <w:pPr>
+        <w:pStyle w:val="BodyText"/>
+      </w:pPr>
+      <w:r>
+        <w:t xml:space="preserve">Tutte le consulenze sono imputate a Fase 2, dove si concentrano le attività di validazione e scaling. Importi soggetti a conferma preventivi — entro il ±20% per voce non è richiesta autorizzazione preventiva (Art. 10 Avviso).</w:t>
+      </w:r>
+    </w:p>
     <w:p>
       <w:r>
         <w:pict>
@@ -3636,8 +3636,7 @@
       </w:r>
     </w:p>
     <w:bookmarkEnd w:id="20"/>
-    <w:bookmarkEnd w:id="21"/>
-    <w:bookmarkStart w:id="22" w:name="flusso-di-cassa-stimato"/>
+    <w:bookmarkStart w:id="21" w:name="flusso-di-cassa-stimato"/>
     <w:p>
       <w:pPr>
         <w:pStyle w:val="Heading2"/>
@@ -3932,8 +3931,8 @@
         </w:pict>
       </w:r>
     </w:p>
-    <w:bookmarkEnd w:id="22"/>
-    <w:bookmarkStart w:id="23" w:name="quadro-economico-finale"/>
+    <w:bookmarkEnd w:id="21"/>
+    <w:bookmarkStart w:id="22" w:name="quadro-economico-finale"/>
     <w:p>
       <w:pPr>
         <w:pStyle w:val="Heading2"/>
@@ -4192,8 +4191,8 @@
         <w:t xml:space="preserve">Documento interno EMSy S.r.l. — Da condividere con il commercialista — Aggiornato giugno 2026</w:t>
       </w:r>
     </w:p>
+    <w:bookmarkEnd w:id="22"/>
     <w:bookmarkEnd w:id="23"/>
-    <w:bookmarkEnd w:id="24"/>
     <w:sectPr>
       <w:footnotePr>
         <w:numRestart w:val="eachSect"/>

--- a/_budget/Budget_Forecast_Dettagliato.docx
+++ b/_budget/Budget_Forecast_Dettagliato.docx
@@ -2368,7 +2368,7 @@
         </w:numPr>
       </w:pPr>
       <w:r>
-        <w:t xml:space="preserve">Server GPU: certificato Energy Star + ESPR Ecodesign →</w:t>
+        <w:t xml:space="preserve">Server GPU: nella selezione del fornitore si darà priorità a modelli certificati Ecodesign ESPR (Reg. UE 2024/1781), ove disponibili → criterio per</w:t>
       </w:r>
       <w:r>
         <w:t xml:space="preserve"> </w:t>
@@ -2381,7 +2381,7 @@
         <w:t xml:space="preserve">+5 punti premialità</w:t>
       </w:r>
       <w:r>
-        <w:t xml:space="preserve">; XREAL 1S: certificato CE/RoHS</w:t>
+        <w:t xml:space="preserve">; certificazione specifica definita in fase di acquisto. XREAL 1S: certificato CE/RoHS</w:t>
       </w:r>
     </w:p>
     <w:p>
